--- a/Aula 10 - 24-09-2026/Aula 10 - Apostila do Aluno.docx
+++ b/Aula 10 - 24-09-2026/Aula 10 - Apostila do Aluno.docx
@@ -12,7 +12,7 @@
           <w:color w:val="1F497D"/>
           <w:sz w:val="40"/>
         </w:rPr>
-        <w:t>APOSTILA DO ALUNO — AULA 10</w:t>
+        <w:t>APOSTILA DO ALUNO - AULA 10</w:t>
       </w:r>
     </w:p>
     <w:p>
@@ -23,7 +23,7 @@
         <w:rPr>
           <w:sz w:val="26"/>
         </w:rPr>
-        <w:t>Microsoft Power BI Desktop — Interatividade: Filtros e Segmentações</w:t>
+        <w:t>Microsoft Power BI Desktop - Interatividade: Filtros e Segmentações</w:t>
       </w:r>
     </w:p>
     <w:p>
@@ -127,7 +127,7 @@
         <w:pStyle w:val="ListBullet"/>
       </w:pPr>
       <w:r>
-        <w:t>Filtro de visual — afeta só aquele gráfico ou tabela específico.</w:t>
+        <w:t>Filtro de visual: afeta só aquele gráfico ou tabela específico.</w:t>
       </w:r>
     </w:p>
     <w:p>
@@ -135,7 +135,7 @@
         <w:pStyle w:val="ListBullet"/>
       </w:pPr>
       <w:r>
-        <w:t>Filtro de página — afeta todos os visuais daquela página.</w:t>
+        <w:t>Filtro de página: afeta todos os visuais daquela página.</w:t>
       </w:r>
     </w:p>
     <w:p>
@@ -143,7 +143,7 @@
         <w:pStyle w:val="ListBullet"/>
       </w:pPr>
       <w:r>
-        <w:t>Filtro do relatório — afeta todas as páginas do relatório.</w:t>
+        <w:t>Filtro do relatório: afeta todas as páginas do relatório.</w:t>
       </w:r>
     </w:p>
     <w:p>
@@ -243,7 +243,7 @@
         <w:pStyle w:val="ListBullet"/>
       </w:pPr>
       <w:r>
-        <w:t>Um bookmark salva o "estado" atual da tela (filtros aplicados, visuais visíveis) e pode ser reaplicado com um clique — útil para criar botões de navegação ou de "limpar filtros".</w:t>
+        <w:t>Um bookmark salva o "estado" atual da tela (filtros aplicados, visuais visíveis) e pode ser reaplicado com um clique. É útil para criar botões de navegação ou de "limpar filtros".</w:t>
       </w:r>
     </w:p>
     <w:p>

--- a/Aula 10 - 24-09-2026/Aula 10 - Apostila do Aluno.docx
+++ b/Aula 10 - 24-09-2026/Aula 10 - Apostila do Aluno.docx
@@ -89,7 +89,7 @@
         <w:pStyle w:val="ListBullet"/>
       </w:pPr>
       <w:r>
-        <w:t>O uso básico de bookmarks.</w:t>
+        <w:t>O uso de bookmarks e botões para criar navegação entre páginas.</w:t>
       </w:r>
     </w:p>
     <w:p>
@@ -235,7 +235,7 @@
         <w:rPr>
           <w:color w:val="1F497D"/>
         </w:rPr>
-        <w:t>6. Bookmarks (marcadores)</w:t>
+        <w:t>6. Bookmarks e botões (navegação)</w:t>
       </w:r>
     </w:p>
     <w:p>
@@ -244,6 +244,14 @@
       </w:pPr>
       <w:r>
         <w:t>Um bookmark salva o "estado" atual da tela (filtros aplicados, visuais visíveis) e pode ser reaplicado com um clique. É útil para criar botões de navegação ou de "limpar filtros".</w:t>
+      </w:r>
+    </w:p>
+    <w:p>
+      <w:pPr>
+        <w:pStyle w:val="ListBullet"/>
+      </w:pPr>
+      <w:r>
+        <w:t>Botão: elemento clicável (Inserir &gt; Botões) que aplica um marcador ou navega direto para outra página. Um botão por página, cada um aplicando o marcador daquela página, cria um menu de navegação completo — também dá pra simular abas ou popups de detalhe.</w:t>
       </w:r>
     </w:p>
     <w:p>
@@ -560,7 +568,7 @@
         <w:pStyle w:val="ListNumber"/>
       </w:pPr>
       <w:r>
-        <w:t>Para que serve um bookmark (marcador)?</w:t>
+        <w:t>O que é um marcador (bookmark) e como ele se combina com botões para criar navegação?</w:t>
       </w:r>
     </w:p>
     <w:sectPr>

--- a/Aula 10 - 24-09-2026/Aula 10 - Apostila do Aluno.docx
+++ b/Aula 10 - 24-09-2026/Aula 10 - Apostila do Aluno.docx
@@ -263,6 +263,81 @@
           <w:color w:val="1F497D"/>
         </w:rPr>
         <w:t>Glossário</w:t>
+      </w:r>
+    </w:p>
+    <w:p>
+      <w:pPr/>
+      <w:r>
+        <w:rPr>
+          <w:b/>
+        </w:rPr>
+        <w:t>Segmentação de dados (Slicer)</w:t>
+      </w:r>
+    </w:p>
+    <w:p>
+      <w:pPr/>
+      <w:r>
+        <w:t>Visual de filtro interativo que o usuário final pode manipular.</w:t>
+      </w:r>
+    </w:p>
+    <w:p>
+      <w:pPr/>
+      <w:r>
+        <w:rPr>
+          <w:b/>
+        </w:rPr>
+        <w:t>Editar interações</w:t>
+      </w:r>
+    </w:p>
+    <w:p>
+      <w:pPr/>
+      <w:r>
+        <w:t>Configuração de como um visual afeta os demais ao ser clicado.</w:t>
+      </w:r>
+    </w:p>
+    <w:p>
+      <w:pPr/>
+      <w:r>
+        <w:rPr>
+          <w:b/>
+        </w:rPr>
+        <w:t>Drill-down</w:t>
+      </w:r>
+    </w:p>
+    <w:p>
+      <w:pPr/>
+      <w:r>
+        <w:t>Navegar de um nível resumido para um nível mais detalhado no mesmo visual.</w:t>
+      </w:r>
+    </w:p>
+    <w:p>
+      <w:pPr/>
+      <w:r>
+        <w:rPr>
+          <w:b/>
+        </w:rPr>
+        <w:t>Drill-through</w:t>
+      </w:r>
+    </w:p>
+    <w:p>
+      <w:pPr/>
+      <w:r>
+        <w:t>Navegar de um visual para uma página de detalhe dedicada.</w:t>
+      </w:r>
+    </w:p>
+    <w:p>
+      <w:pPr/>
+      <w:r>
+        <w:rPr>
+          <w:b/>
+        </w:rPr>
+        <w:t>Bookmark (marcador)</w:t>
+      </w:r>
+    </w:p>
+    <w:p>
+      <w:pPr/>
+      <w:r>
+        <w:t>Estado salvo de um relatório, usado para criar navegação.</w:t>
       </w:r>
     </w:p>
     <w:tbl>
